--- a/maxi-project/docs/PLAN.docx
+++ b/maxi-project/docs/PLAN.docx
@@ -240,7 +240,40 @@
         <w:pStyle w:val="FirstParagraph"/>
       </w:pPr>
       <w:r>
-        <w:t xml:space="preserve">Базовая проверка сайта до изменений: идёт, результат будет записан сюда.</w:t>
+        <w:t xml:space="preserve">Базовая проверка сайта до изменений (26.10.2026, коммит 2fc8dbf,</w:t>
+      </w:r>
+      <w:r>
+        <w:t xml:space="preserve"> </w:t>
+      </w:r>
+      <w:r>
+        <w:rPr>
+          <w:rStyle w:val="VerbatimChar"/>
+        </w:rPr>
+        <w:t xml:space="preserve">tools/lab/site-check.sh</w:t>
+      </w:r>
+      <w:r>
+        <w:t xml:space="preserve">): 22 пункта пройдены, провалов нет. Раздел «Телефон вертикально» обрывается по таймауту на кнопке второго этажа (</w:t>
+      </w:r>
+      <w:r>
+        <w:rPr>
+          <w:rStyle w:val="VerbatimChar"/>
+        </w:rPr>
+        <w:t xml:space="preserve">#bF2</w:t>
+      </w:r>
+      <w:r>
+        <w:t xml:space="preserve">,</w:t>
+      </w:r>
+      <w:r>
+        <w:t xml:space="preserve"> </w:t>
+      </w:r>
+      <w:r>
+        <w:rPr>
+          <w:rStyle w:val="VerbatimChar"/>
+        </w:rPr>
+        <w:t xml:space="preserve">check.mjs:168</w:t>
+      </w:r>
+      <w:r>
+        <w:t xml:space="preserve">). Это известная особенность облачного браузера без видеокарты (так же было и на старых версиях), а не поломка. Проходят: оба этажа, вид сверху, «Перейти сюда», лифт, эскалатор, доступность всех дверей (117 на первом этаже, 78 на втором), корзина и заказ, примерочная с манекеном, большая карта, кино на втором этаже, режим без анимации. Эти же сценарии на этапе 0 уйдут из проверки вместе с корзиной и манекеном, остальные должны продолжать проходить.</w:t>
       </w:r>
     </w:p>
     <w:bookmarkEnd w:id="20"/>
@@ -5285,6 +5318,18 @@
       </w:pPr>
       <w:r>
         <w:t xml:space="preserve">9. Журнал изменений</w:t>
+      </w:r>
+    </w:p>
+    <w:p>
+      <w:pPr>
+        <w:numPr>
+          <w:ilvl w:val="0"/>
+          <w:numId w:val="1022"/>
+        </w:numPr>
+        <w:pStyle w:val="Compact"/>
+      </w:pPr>
+      <w:r>
+        <w:t xml:space="preserve">26.10.2026. Записан результат базовой проверки сайта.</w:t>
       </w:r>
     </w:p>
     <w:p>

--- a/maxi-project/docs/PLAN.docx
+++ b/maxi-project/docs/PLAN.docx
@@ -3573,7 +3573,7 @@
         <w:pStyle w:val="Compact"/>
       </w:pPr>
       <w:r>
-        <w:t xml:space="preserve">☐ проверка сайта проходит (кроме известного обрыва «телефон вертикально» в облаке, если он есть и на исходной версии);</w:t>
+        <w:t xml:space="preserve">☒ проверка сайта проходит (кроме известного обрыва «телефон вертикально» в облаке, если он есть и на исходной версии);</w:t>
       </w:r>
     </w:p>
     <w:p>
@@ -3585,7 +3585,7 @@
         <w:pStyle w:val="Compact"/>
       </w:pPr>
       <w:r>
-        <w:t xml:space="preserve">☐ на снимках нет корзины, «Купить», манекена;</w:t>
+        <w:t xml:space="preserve">☒ на снимках нет корзины, «Купить», манекена;</w:t>
       </w:r>
     </w:p>
     <w:p>
@@ -3597,7 +3597,7 @@
         <w:pStyle w:val="Compact"/>
       </w:pPr>
       <w:r>
-        <w:t xml:space="preserve">☐ снимки галереи, вида сверху и зала до и после совпадают;</w:t>
+        <w:t xml:space="preserve">☒ снимки галереи, вида сверху и зала до и после совпадают;</w:t>
       </w:r>
     </w:p>
     <w:p>
@@ -3610,6 +3610,14 @@
       </w:pPr>
       <w:r>
         <w:t xml:space="preserve">☐ вы посмотрели снимки и написали «принято».</w:t>
+      </w:r>
+    </w:p>
+    <w:p>
+      <w:pPr>
+        <w:pStyle w:val="FirstParagraph"/>
+      </w:pPr>
+      <w:r>
+        <w:t xml:space="preserve">Результат (26.10.2026, коммит 53e0168): 18 пунктов пройдено, провалов нет, обрыв на «телефон вертикально» тот же, что на исходной версии. Снимки галереи, вида сверху, лифта, эскалатора, зала Спортмастера и большой карты отличаются от исходных на 0–1,3% пикселей (кнопка корзины в верхней панели и движущиеся люди). Кино и фуд-корт на исходном прогоне были светлее, но это след одного из ранних шагов старого сценария: исходная версия при прямом заходе в кино даёт ту же картинку, что и новая (средняя яркость 169,8 в обоих случаях). Какой именно шаг подсвечивал залы, не выяснено; на этапе 3 при доводке залов проверить, нет ли там утечки состояния.</w:t>
       </w:r>
     </w:p>
     <w:bookmarkEnd w:id="27"/>
@@ -5318,6 +5326,18 @@
       </w:pPr>
       <w:r>
         <w:t xml:space="preserve">9. Журнал изменений</w:t>
+      </w:r>
+    </w:p>
+    <w:p>
+      <w:pPr>
+        <w:numPr>
+          <w:ilvl w:val="0"/>
+          <w:numId w:val="1022"/>
+        </w:numPr>
+        <w:pStyle w:val="Compact"/>
+      </w:pPr>
+      <w:r>
+        <w:t xml:space="preserve">26.10.2026. Этап 0 сделан, КТ-0 ждёт приёмки владельцем.</w:t>
       </w:r>
     </w:p>
     <w:p>

--- a/maxi-project/docs/PLAN.docx
+++ b/maxi-project/docs/PLAN.docx
@@ -3609,7 +3609,7 @@
         <w:pStyle w:val="Compact"/>
       </w:pPr>
       <w:r>
-        <w:t xml:space="preserve">☐ вы посмотрели снимки и написали «принято».</w:t>
+        <w:t xml:space="preserve">☒ вы посмотрели снимки и написали «принято» (26.10.2026).</w:t>
       </w:r>
     </w:p>
     <w:p>
@@ -5326,6 +5326,18 @@
       </w:pPr>
       <w:r>
         <w:t xml:space="preserve">9. Журнал изменений</w:t>
+      </w:r>
+    </w:p>
+    <w:p>
+      <w:pPr>
+        <w:numPr>
+          <w:ilvl w:val="0"/>
+          <w:numId w:val="1022"/>
+        </w:numPr>
+        <w:pStyle w:val="Compact"/>
+      </w:pPr>
+      <w:r>
+        <w:t xml:space="preserve">26.10.2026. КТ-0 принята владельцем. Начаты этапы 1 и 2.</w:t>
       </w:r>
     </w:p>
     <w:p>
